--- a/report/Project_Report_Ellinger_Matthias.docx
+++ b/report/Project_Report_Ellinger_Matthias.docx
@@ -280,10 +280,22 @@
     </w:p>
     <w:p>
       <w:r>
-        <w:t xml:space="preserve">A flow chart of the program can be seen below. On startup the IMU gets configured and timers are started. In the main while loop flags are continuously being checked, these flags are set by interrupts. A 500 Hz timer </w:t>
-      </w:r>
-      <w:r>
-        <w:t>interrupts</w:t>
+        <w:t>A flow chart of the program can be seen below. On startup the IMU gets configured and timers are started. In the main while loop flags are continuously being checked, these flags are set by interrupts. A</w:t>
+      </w:r>
+      <w:r>
+        <w:t xml:space="preserve"> 500</w:t>
+      </w:r>
+      <w:r>
+        <w:t xml:space="preserve"> </w:t>
+      </w:r>
+      <w:r>
+        <w:t>Hz</w:t>
+      </w:r>
+      <w:r>
+        <w:t xml:space="preserve"> timer </w:t>
+      </w:r>
+      <w:r>
+        <w:t>interrupt sets a flag in</w:t>
       </w:r>
       <w:r>
         <w:t xml:space="preserve"> the while loop to acquire new data</w:t>
@@ -310,19 +322,85 @@
         <w:t xml:space="preserve">bit integer </w:t>
       </w:r>
       <w:r>
-        <w:t>is compared to the know value of each button and the corresponding flags for starting, stopping or changing the orientation are set.</w:t>
+        <w:t xml:space="preserve">is compared to the know value of each button and the corresponding flags for </w:t>
+      </w:r>
+      <w:r>
+        <w:t xml:space="preserve">turning </w:t>
+      </w:r>
+      <w:r>
+        <w:t>the motors on</w:t>
+      </w:r>
+      <w:r>
+        <w:t xml:space="preserve">, </w:t>
+      </w:r>
+      <w:r>
+        <w:t xml:space="preserve">turning </w:t>
+      </w:r>
+      <w:r>
+        <w:t xml:space="preserve">them </w:t>
+      </w:r>
+      <w:r>
+        <w:t>off</w:t>
+      </w:r>
+      <w:r>
+        <w:t xml:space="preserve"> or changing the </w:t>
+      </w:r>
+      <w:r>
+        <w:t xml:space="preserve">desired </w:t>
+      </w:r>
+      <w:r>
+        <w:t>orientation are set.</w:t>
       </w:r>
     </w:p>
-    <w:p/>
-    <w:p/>
-    <w:p/>
+    <w:p>
+      <w:r>
+        <w:rPr>
+          <w:noProof/>
+        </w:rPr>
+        <w:drawing>
+          <wp:inline distT="0" distB="0" distL="0" distR="0" wp14:anchorId="2B9ED7D3" wp14:editId="5B52F4DD">
+            <wp:extent cx="4328556" cy="2721815"/>
+            <wp:effectExtent l="0" t="0" r="0" b="2540"/>
+            <wp:docPr id="888654377" name="Picture 1"/>
+            <wp:cNvGraphicFramePr>
+              <a:graphicFrameLocks xmlns:a="http://schemas.openxmlformats.org/drawingml/2006/main" noChangeAspect="1"/>
+            </wp:cNvGraphicFramePr>
+            <a:graphic xmlns:a="http://schemas.openxmlformats.org/drawingml/2006/main">
+              <a:graphicData uri="http://schemas.openxmlformats.org/drawingml/2006/picture">
+                <pic:pic xmlns:pic="http://schemas.openxmlformats.org/drawingml/2006/picture">
+                  <pic:nvPicPr>
+                    <pic:cNvPr id="888654377" name=""/>
+                    <pic:cNvPicPr/>
+                  </pic:nvPicPr>
+                  <pic:blipFill>
+                    <a:blip r:embed="rId10"/>
+                    <a:stretch>
+                      <a:fillRect/>
+                    </a:stretch>
+                  </pic:blipFill>
+                  <pic:spPr>
+                    <a:xfrm>
+                      <a:off x="0" y="0"/>
+                      <a:ext cx="4337208" cy="2727255"/>
+                    </a:xfrm>
+                    <a:prstGeom prst="rect">
+                      <a:avLst/>
+                    </a:prstGeom>
+                  </pic:spPr>
+                </pic:pic>
+              </a:graphicData>
+            </a:graphic>
+          </wp:inline>
+        </w:drawing>
+      </w:r>
+    </w:p>
     <w:sectPr>
-      <w:headerReference w:type="even" r:id="rId10"/>
-      <w:headerReference w:type="default" r:id="rId11"/>
-      <w:footerReference w:type="even" r:id="rId12"/>
-      <w:footerReference w:type="default" r:id="rId13"/>
-      <w:headerReference w:type="first" r:id="rId14"/>
-      <w:footerReference w:type="first" r:id="rId15"/>
+      <w:headerReference w:type="even" r:id="rId11"/>
+      <w:headerReference w:type="default" r:id="rId12"/>
+      <w:footerReference w:type="even" r:id="rId13"/>
+      <w:footerReference w:type="default" r:id="rId14"/>
+      <w:headerReference w:type="first" r:id="rId15"/>
+      <w:footerReference w:type="first" r:id="rId16"/>
       <w:pgSz w:w="11906" w:h="16838" w:code="9"/>
       <w:pgMar w:top="992" w:right="992" w:bottom="992" w:left="992" w:header="709" w:footer="709" w:gutter="0"/>
       <w:cols w:space="708"/>
@@ -2610,14 +2688,20 @@
     <w:rsidRoot w:val="00E02EE5"/>
     <w:rsid w:val="00103F43"/>
     <w:rsid w:val="00370311"/>
+    <w:rsid w:val="003F4A1E"/>
     <w:rsid w:val="0062690A"/>
     <w:rsid w:val="009D6151"/>
     <w:rsid w:val="00A06C3E"/>
     <w:rsid w:val="00A5129B"/>
     <w:rsid w:val="00AE2DDC"/>
+    <w:rsid w:val="00B73D3B"/>
     <w:rsid w:val="00B92F4D"/>
     <w:rsid w:val="00BF706D"/>
+    <w:rsid w:val="00DB2BAD"/>
     <w:rsid w:val="00E02EE5"/>
+    <w:rsid w:val="00E110A4"/>
+    <w:rsid w:val="00F46098"/>
+    <w:rsid w:val="00F727FC"/>
   </w:rsids>
   <m:mathPr>
     <m:mathFont m:val="Cambria Math"/>
@@ -3354,32 +3438,7 @@
 </a:theme>
 </file>
 
-<file path=customXml/item1.xml>��< ? x m l   v e r s i o n = " 1 . 0 "   e n c o d i n g = " u t f - 1 6 " ? > < D o c u m e n t S e t t i n g s   x m l n s : x s i = " h t t p : / / w w w . w 3 . o r g / 2 0 0 1 / X M L S c h e m a - i n s t a n c e "   x m l n s : x s d = " h t t p : / / w w w . w 3 . o r g / 2 0 0 1 / X M L S c h e m a "   x m l n s = " h t t p : / / w w w . z h a w . c h / A c c e s s i b i l i t y A d d I n " > - 
-     < C h e c k H e a d i n g H i e r a r c h y > t r u e < / C h e c k H e a d i n g H i e r a r c h y > - 
-     < C h e c k R e a d i n g O r d e r > f a l s e < / C h e c k R e a d i n g O r d e r > - 
-     < C h e c k T a b l e H e a d e r > t r u e < / C h e c k T a b l e H e a d e r > - 
-     < C h e c k D o c T i t l e > t r u e < / C h e c k D o c T i t l e > - 
-     < C h e c k L a n g u a g e S e t t i n g > t r u e < / C h e c k L a n g u a g e S e t t i n g > - 
-     < C h e c k A l t T e x t > t r u e < / C h e c k A l t T e x t > - 
-     < C h e c k T e x t S i z e > f a l s e < / C h e c k T e x t S i z e > - 
-     < C h e c k S c r e e n T i p > t r u e < / C h e c k S c r e e n T i p > - 
-     < S h o w S h a p e N a m e C o l u m n > f a l s e < / S h o w S h a p e N a m e C o l u m n > - 
-     < S h o w I s s u e D e s c r i p t i o n > t r u e < / S h o w I s s u e D e s c r i p t i o n > - 
- < / D o c u m e n t S e t t i n g s > 
-</file>
-
-<file path=customXml/item2.xml><?xml version="1.0" encoding="utf-8"?>
+<file path=customXml/item1.xml><?xml version="1.0" encoding="utf-8"?>
 <b:Sources xmlns:b="http://schemas.openxmlformats.org/officeDocument/2006/bibliography" xmlns="http://schemas.openxmlformats.org/officeDocument/2006/bibliography" SelectedStyle="\APASixthEditionOfficeOnline.xsl" StyleName="APA" Version="6">
   <b:Source>
     <b:Tag>Zit22</b:Tag>
@@ -3420,19 +3479,44 @@
 </b:Sources>
 </file>
 
+<file path=customXml/item2.xml>��< ? x m l   v e r s i o n = " 1 . 0 "   e n c o d i n g = " u t f - 1 6 " ? > < D o c u m e n t S e t t i n g s   x m l n s : x s i = " h t t p : / / w w w . w 3 . o r g / 2 0 0 1 / X M L S c h e m a - i n s t a n c e "   x m l n s : x s d = " h t t p : / / w w w . w 3 . o r g / 2 0 0 1 / X M L S c h e m a "   x m l n s = " h t t p : / / w w w . z h a w . c h / A c c e s s i b i l i t y A d d I n " > + 
+     < C h e c k H e a d i n g H i e r a r c h y > t r u e < / C h e c k H e a d i n g H i e r a r c h y > + 
+     < C h e c k R e a d i n g O r d e r > f a l s e < / C h e c k R e a d i n g O r d e r > + 
+     < C h e c k T a b l e H e a d e r > t r u e < / C h e c k T a b l e H e a d e r > + 
+     < C h e c k D o c T i t l e > t r u e < / C h e c k D o c T i t l e > + 
+     < C h e c k L a n g u a g e S e t t i n g > t r u e < / C h e c k L a n g u a g e S e t t i n g > + 
+     < C h e c k A l t T e x t > t r u e < / C h e c k A l t T e x t > + 
+     < C h e c k T e x t S i z e > f a l s e < / C h e c k T e x t S i z e > + 
+     < C h e c k S c r e e n T i p > t r u e < / C h e c k S c r e e n T i p > + 
+     < S h o w S h a p e N a m e C o l u m n > f a l s e < / S h o w S h a p e N a m e C o l u m n > + 
+     < S h o w I s s u e D e s c r i p t i o n > t r u e < / S h o w I s s u e D e s c r i p t i o n > + 
+ < / D o c u m e n t S e t t i n g s > 
+</file>
+
 <file path=customXml/itemProps1.xml><?xml version="1.0" encoding="utf-8"?>
+<ds:datastoreItem xmlns:ds="http://schemas.openxmlformats.org/officeDocument/2006/customXml" ds:itemID="{82881D81-B07A-40A3-826B-39C868CF3A6B}">
+  <ds:schemaRefs>
+    <ds:schemaRef ds:uri="http://schemas.openxmlformats.org/officeDocument/2006/bibliography"/>
+  </ds:schemaRefs>
+</ds:datastoreItem>
+</file>
+
+<file path=customXml/itemProps2.xml><?xml version="1.0" encoding="utf-8"?>
 <ds:datastoreItem xmlns:ds="http://schemas.openxmlformats.org/officeDocument/2006/customXml" ds:itemID="{A2071FAF-8228-4A81-8C02-DF3837FABB5E}">
   <ds:schemaRefs>
     <ds:schemaRef ds:uri="http://www.w3.org/2001/XMLSchema"/>
     <ds:schemaRef ds:uri="http://www.zhaw.ch/AccessibilityAddIn"/>
   </ds:schemaRefs>
 </ds:datastoreItem>
-</file>
-
-<file path=customXml/itemProps2.xml><?xml version="1.0" encoding="utf-8"?>
-<ds:datastoreItem xmlns:ds="http://schemas.openxmlformats.org/officeDocument/2006/customXml" ds:itemID="{82881D81-B07A-40A3-826B-39C868CF3A6B}">
-  <ds:schemaRefs>
-    <ds:schemaRef ds:uri="http://schemas.openxmlformats.org/officeDocument/2006/bibliography"/>
-  </ds:schemaRefs>
-</ds:datastoreItem>
 </file>